--- a/src/content/poetry/12-kormil-ya-kak-to-ne-sebya-a-boga/ru.docx
+++ b/src/content/poetry/12-kormil-ya-kak-to-ne-sebya-a-boga/ru.docx
@@ -3354,39 +3354,20 @@
     </w:p>
     <w:p>
       <w:pPr>
-        <w:spacing w:after="0" w:line="240" w:lineRule="auto"/>
-        <w:rPr>
-          <w:rFonts w:ascii="Times New Roman" w:eastAsia="Times New Roman" w:hAnsi="Times New Roman" w:cs="Times New Roman"/>
-          <w:kern w:val="0"/>
-          <w:lang w:eastAsia="ru-RU"/>
-          <w14:ligatures w14:val="none"/>
-        </w:rPr>
-      </w:pPr>
-    </w:p>
-    <w:p>
-      <w:pPr>
-        <w:spacing w:after="0" w:line="240" w:lineRule="auto"/>
-        <w:rPr>
-          <w:rFonts w:ascii="Times New Roman" w:eastAsia="Times New Roman" w:hAnsi="Times New Roman" w:cs="Times New Roman"/>
-          <w:kern w:val="0"/>
-          <w:lang w:eastAsia="ru-RU"/>
-          <w14:ligatures w14:val="none"/>
-        </w:rPr>
-      </w:pPr>
-      <w:r>
-        <w:rPr>
-          <w:rFonts w:ascii="Google Sans Text" w:eastAsia="Times New Roman" w:hAnsi="Google Sans Text" w:cs="Times New Roman"/>
-          <w:color w:val="000000"/>
-          <w:kern w:val="0"/>
-          <w:sz w:val="22"/>
-          <w:szCs w:val="22"/>
-          <w:lang w:eastAsia="ru-RU"/>
-          <w14:ligatures w14:val="none"/>
-        </w:rPr>
-        <w:t>10.08.2026</w:t>
-      </w:r>
-    </w:p>
-    <w:p/>
+        <w:spacing w:before="200"/>
+        <w:rPr>
+          <w:i/>
+          <w:iCs/>
+        </w:rPr>
+      </w:pPr>
+      <w:r>
+        <w:rPr>
+          <w:i/>
+          <w:iCs/>
+        </w:rPr>
+        <w:t xml:space="preserve">10.03.2026, Сергей Панкратиус</w:t>
+      </w:r>
+    </w:p>
     <w:sectPr>
       <w:pgSz w:w="11906" w:h="16838"/>
       <w:pgMar w:top="1134" w:right="850" w:bottom="1134" w:left="1701" w:header="708" w:footer="708" w:gutter="0"/>
